--- a/Dispute Resolution/Stage 1 Dispute Intake - Visa Debit Dispute Management Process - DRAFT.docx
+++ b/Dispute Resolution/Stage 1 Dispute Intake - Visa Debit Dispute Management Process - DRAFT.docx
@@ -124,22 +124,8 @@
                                   <w:rPr>
                                     <w:rStyle w:val="CoverPagedateChar"/>
                                   </w:rPr>
-                                  <w:t>Update date</w:t>
+                                  <w:t xml:space="preserve">Update date, xx xxxx</w:t>
                                 </w:r>
-                                <w:r>
-                                  <w:rPr>
-                                    <w:rStyle w:val="CoverPagedateChar"/>
-                                  </w:rPr>
-                                  <w:t xml:space="preserve">, xx </w:t>
-                                </w:r>
-                                <w:proofErr w:type="spellStart"/>
-                                <w:r>
-                                  <w:rPr>
-                                    <w:rStyle w:val="CoverPagedateChar"/>
-                                  </w:rPr>
-                                  <w:t>xxxx</w:t>
-                                </w:r>
-                                <w:proofErr w:type="spellEnd"/>
                               </w:p>
                             </w:sdtContent>
                           </w:sdt>
@@ -170,7 +156,7 @@
                 <v:stroke joinstyle="miter"/>
                 <v:path gradientshapeok="t" o:connecttype="rect"/>
               </v:shapetype>
-              <v:shape id="Text Box 450715282" o:spid="_x0000_s1026" type="#_x0000_t202" style="position:absolute;margin-left:0;margin-top:-126.2pt;width:170pt;height:32pt;z-index:251658240;visibility:visible;mso-wrap-style:square;mso-width-percent:0;mso-height-percent:0;mso-wrap-distance-left:9pt;mso-wrap-distance-top:0;mso-wrap-distance-right:9pt;mso-wrap-distance-bottom:0;mso-position-horizontal:absolute;mso-position-horizontal-relative:margin;mso-position-vertical:absolute;mso-position-vertical-relative:text;mso-width-percent:0;mso-height-percent:0;mso-width-relative:margin;mso-height-relative:margin;v-text-anchor:top" o:gfxdata="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" filled="f" stroked="f" strokeweight=".5pt">
+              <v:shape id="Text Box 450715282" o:spid="_x0000_s1026" type="#_x0000_t202" style="position:absolute;margin-left:0;margin-top:-126.2pt;width:170pt;height:32pt;z-index:251658240;visibility:visible;mso-wrap-style:square;mso-width-percent:0;mso-height-percent:0;mso-wrap-distance-left:9pt;mso-wrap-distance-top:0;mso-wrap-distance-right:9pt;mso-wrap-distance-bottom:0;mso-position-horizontal:absolute;mso-position-horizontal-relative:margin;mso-position-vertical:absolute;mso-position-vertical-relative:text;mso-width-percent:0;mso-height-percent:0;mso-width-relative:margin;mso-height-relative:margin;v-text-anchor:top" o:gfxdata="UEsDBBQABgAIAAAAIQC2gziS/gAAAOEBAAATAAAAW0NvbnRlbnRfVHlwZXNdLnhtbJSRQU7DMBBF 90jcwfIWJU67QAgl6YK0S0CoHGBkTxKLZGx5TGhvj5O2G0SRWNoz/78nu9wcxkFMGNg6quQqL6RA 0s5Y6ir5vt9lD1JwBDIwOMJKHpHlpr69KfdHjyxSmriSfYz+USnWPY7AufNIadK6MEJMx9ApD/oD OlTrorhX2lFEilmcO2RdNtjC5xDF9pCuTyYBB5bi6bQ4syoJ3g9WQ0ymaiLzg5KdCXlKLjvcW893 SUOqXwnz5DrgnHtJTxOsQfEKIT7DmDSUCaxw7Rqn8787ZsmRM9e2VmPeBN4uqYvTtW7jvijg9N/y JsXecLq0q+WD6m8AAAD//wMAUEsDBBQABgAIAAAAIQA4/SH/1gAAAJQBAAALAAAAX3JlbHMvLnJl bHOkkMFqwzAMhu+DvYPRfXGawxijTi+j0GvpHsDYimMaW0Yy2fr2M4PBMnrbUb/Q94l/f/hMi1qR JVI2sOt6UJgd+ZiDgffL8ekFlFSbvV0oo4EbChzGx4f9GRdb25HMsYhqlCwG5lrLq9biZkxWOiqY 22YiTra2kYMu1l1tQD30/bPm3wwYN0x18gb45AdQl1tp5j/sFB2T0FQ7R0nTNEV3j6o9feQzro1i OWA14Fm+Q8a1a8+Bvu/d/dMb2JY5uiPbhG/ktn4cqGU/er3pcvwCAAD//wMAUEsDBBQABgAIAAAA IQBHWqjWFgIAACwEAAAOAAAAZHJzL2Uyb0RvYy54bWysU8tu2zAQvBfoPxC815Jd200Ey4GbwEWB IAngFDnTFGkJILksSVtyv75LSn4g7anohdrlrvYxM1zcdVqRg3C+AVPS8SinRBgOVWN2Jf3xuv50 Q4kPzFRMgRElPQpP75YfPyxaW4gJ1KAq4QgWMb5obUnrEGyRZZ7XQjM/AisMBiU4zQK6bpdVjrVY XatskufzrAVXWQdceI+3D32QLlN9KQUPz1J6EYgqKc4W0unSuY1ntlywYueYrRs+jMH+YQrNGoNN z6UeWGBk75o/SumGO/Agw4iDzkDKhou0A24zzt9ts6mZFWkXBMfbM0z+/5XlT4eNfXEkdF+hQwIj IK31hcfLuE8nnY5fnJRgHCE8nmETXSAcLyfj2W2eY4hjbJrPp2hjmezyt3U+fBOgSTRK6pCWhBY7 PPrQp55SYjMD60apRI0ypC3p/PMsTz+cI1hcGexxmTVaodt2wwJbqI64l4Oecm/5usHmj8yHF+aQ Y5wXdRue8ZAKsAkMFiU1uF9/u4/5CD1GKWlRMyX1P/fMCUrUd4Ok3I6n0yiy5ExnXybouOvI9jpi 9voeUJZjfCGWJzPmB3UypQP9hvJexa4YYoZj75KGk3kfeiXj8+BitUpJKCvLwqPZWB5LRzgjtK/d G3N2wD8gc09wUhcr3tHQ5/ZErPYBZJM4igD3qA64oyQTy8PziZq/9lPW5ZEvfwMAAP//AwBQSwME FAAGAAgAAAAhABhgCnjhAAAACgEAAA8AAABkcnMvZG93bnJldi54bWxMj8FOwzAQRO9I/IO1lbi1 TkOKohCnqiJVSAgOLb1wc+JtEjVeh9htA1/PcqLHnRnNvsnXk+3FBUffOVKwXEQgkGpnOmoUHD62 8xSED5qM7h2hgm/0sC7u73KdGXelHV72oRFcQj7TCtoQhkxKX7dotV+4AYm9oxutDnyOjTSjvnK5 7WUcRU/S6o74Q6sHLFusT/uzVfBabt/1ropt+tOXL2/HzfB1+Fwp9TCbNs8gAk7hPwx/+IwOBTNV 7kzGi14BDwkK5vEqTkCw/5hELFUsLdM0AVnk8nZC8QsAAP//AwBQSwECLQAUAAYACAAAACEAtoM4 kv4AAADhAQAAEwAAAAAAAAAAAAAAAAAAAAAAW0NvbnRlbnRfVHlwZXNdLnhtbFBLAQItABQABgAI AAAAIQA4/SH/1gAAAJQBAAALAAAAAAAAAAAAAAAAAC8BAABfcmVscy8ucmVsc1BLAQItABQABgAI AAAAIQBHWqjWFgIAACwEAAAOAAAAAAAAAAAAAAAAAC4CAABkcnMvZTJvRG9jLnhtbFBLAQItABQA BgAIAAAAIQAYYAp44QAAAAoBAAAPAAAAAAAAAAAAAAAAAHAEAABkcnMvZG93bnJldi54bWxQSwUG AAAAAAQABADzAAAAfgUAAAAA " filled="f" stroked="f" strokeweight=".5pt">
                 <v:textbox>
                   <w:txbxContent>
                     <w:sdt>
@@ -208,22 +194,8 @@
                             <w:rPr>
                               <w:rStyle w:val="CoverPagedateChar"/>
                             </w:rPr>
-                            <w:t>Update date</w:t>
+                            <w:t xml:space="preserve">Update date, xx xxxx</w:t>
                           </w:r>
-                          <w:r>
-                            <w:rPr>
-                              <w:rStyle w:val="CoverPagedateChar"/>
-                            </w:rPr>
-                            <w:t xml:space="preserve">, xx </w:t>
-                          </w:r>
-                          <w:proofErr w:type="spellStart"/>
-                          <w:r>
-                            <w:rPr>
-                              <w:rStyle w:val="CoverPagedateChar"/>
-                            </w:rPr>
-                            <w:t>xxxx</w:t>
-                          </w:r>
-                          <w:proofErr w:type="spellEnd"/>
                         </w:p>
                       </w:sdtContent>
                     </w:sdt>
@@ -273,13 +245,7 @@
             <w:rPr>
               <w:rStyle w:val="CoverPageTitleChar"/>
             </w:rPr>
-            <w:t xml:space="preserve">Visa Debit Card </w:t>
-          </w:r>
-          <w:r>
-            <w:rPr>
-              <w:rStyle w:val="CoverPageTitleChar"/>
-            </w:rPr>
-            <w:t>Dispute Management</w:t>
+            <w:t xml:space="preserve">Visa Debit Card Dispute Management</w:t>
           </w:r>
         </w:p>
       </w:sdtContent>
@@ -419,7 +385,7 @@
           </mc:Choice>
           <mc:Fallback>
             <w:pict>
-              <v:shape w14:anchorId="6044A8CA" id="Text Box 1615482305" o:spid="_x0000_s1027" type="#_x0000_t202" style="position:absolute;margin-left:0;margin-top:690pt;width:169.9pt;height:42.75pt;z-index:251658242;visibility:visible;mso-wrap-style:square;mso-width-percent:0;mso-height-percent:0;mso-wrap-distance-left:9pt;mso-wrap-distance-top:0;mso-wrap-distance-right:9pt;mso-wrap-distance-bottom:0;mso-position-horizontal:absolute;mso-position-horizontal-relative:margin;mso-position-vertical:absolute;mso-position-vertical-relative:page;mso-width-percent:0;mso-height-percent:0;mso-width-relative:margin;mso-height-relative:margin;v-text-anchor:top" o:gfxdata="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" filled="f" stroked="f" strokeweight=".5pt">
+              <v:shape w14:anchorId="6044A8CA" id="Text Box 1615482305" o:spid="_x0000_s1027" type="#_x0000_t202" style="position:absolute;margin-left:0;margin-top:690pt;width:169.9pt;height:42.75pt;z-index:251658242;visibility:visible;mso-wrap-style:square;mso-width-percent:0;mso-height-percent:0;mso-wrap-distance-left:9pt;mso-wrap-distance-top:0;mso-wrap-distance-right:9pt;mso-wrap-distance-bottom:0;mso-position-horizontal:absolute;mso-position-horizontal-relative:margin;mso-position-vertical:absolute;mso-position-vertical-relative:page;mso-width-percent:0;mso-height-percent:0;mso-width-relative:margin;mso-height-relative:margin;v-text-anchor:top" o:gfxdata="UEsDBBQABgAIAAAAIQC2gziS/gAAAOEBAAATAAAAW0NvbnRlbnRfVHlwZXNdLnhtbJSRQU7DMBBF 90jcwfIWJU67QAgl6YK0S0CoHGBkTxKLZGx5TGhvj5O2G0SRWNoz/78nu9wcxkFMGNg6quQqL6RA 0s5Y6ir5vt9lD1JwBDIwOMJKHpHlpr69KfdHjyxSmriSfYz+USnWPY7AufNIadK6MEJMx9ApD/oD OlTrorhX2lFEilmcO2RdNtjC5xDF9pCuTyYBB5bi6bQ4syoJ3g9WQ0ymaiLzg5KdCXlKLjvcW893 SUOqXwnz5DrgnHtJTxOsQfEKIT7DmDSUCaxw7Rqn8787ZsmRM9e2VmPeBN4uqYvTtW7jvijg9N/y JsXecLq0q+WD6m8AAAD//wMAUEsDBBQABgAIAAAAIQA4/SH/1gAAAJQBAAALAAAAX3JlbHMvLnJl bHOkkMFqwzAMhu+DvYPRfXGawxijTi+j0GvpHsDYimMaW0Yy2fr2M4PBMnrbUb/Q94l/f/hMi1qR JVI2sOt6UJgd+ZiDgffL8ekFlFSbvV0oo4EbChzGx4f9GRdb25HMsYhqlCwG5lrLq9biZkxWOiqY 22YiTra2kYMu1l1tQD30/bPm3wwYN0x18gb45AdQl1tp5j/sFB2T0FQ7R0nTNEV3j6o9feQzro1i OWA14Fm+Q8a1a8+Bvu/d/dMb2JY5uiPbhG/ktn4cqGU/er3pcvwCAAD//wMAUEsDBBQABgAIAAAA IQBZ3wOOGQIAADMEAAAOAAAAZHJzL2Uyb0RvYy54bWysU8tu2zAQvBfoPxC817IVO04Ey4GbwEUB IwngFDnTFGkRoLgsSVtyv75Lyi+kPRW9ULvc1T5mhrOHrtFkL5xXYEo6GgwpEYZDpcy2pD/ell/u KPGBmYppMKKkB+Hpw/zzp1lrC5FDDboSjmAR44vWlrQOwRZZ5nktGuYHYIXBoATXsICu22aVYy1W b3SWD4e3WQuusg648B5vn/ognaf6UgoeXqT0IhBdUpwtpNOlcxPPbD5jxdYxWyt+HIP9wxQNUwab nks9scDIzqk/SjWKO/Agw4BDk4GUiou0A24zGn7YZl0zK9IuCI63Z5j8/yvLn/dr++pI6L5ChwRG QFrrC4+XcZ9OuiZ+cVKCcYTwcIZNdIFwvMxHk+n0BkMcY5Nxfp9PYpns8rd1PnwT0JBolNQhLQkt tl/50KeeUmIzA0uldaJGG9KW9PZmMkw/nCNYXBvscZk1WqHbdERVV3tsoDrgeg565r3lS4UzrJgP r8wh1Tg2yje84CE1YC84WpTU4H797T7mIwMYpaRF6ZTU/9wxJyjR3w1ycz8aj6PWkjOeTHN03HVk cx0xu+YRUJ0jfCiWJzPmB30ypYPmHVW+iF0xxAzH3iUNJ/Mx9ILGV8LFYpGSUF2WhZVZWx5LR1Qj wm/dO3P2SENAAp/hJDJWfGCjz+35WOwCSJWoijj3qB7hR2Umso+vKEr/2k9Zl7c+/w0AAP//AwBQ SwMEFAAGAAgAAAAhAIW1ztrhAAAACgEAAA8AAABkcnMvZG93bnJldi54bWxMj0FPwzAMhe9I/IfI SNxYykqn0jWdpkoTEoLDxi7c3MZrqzVJabKt8Osxp3Gz37Oev5evJtOLM42+c1bB4ywCQbZ2urON gv3H5iEF4QNajb2zpOCbPKyK25scM+0udkvnXWgEh1ifoYI2hCGT0tctGfQzN5Bl7+BGg4HXsZF6 xAuHm17Oo2ghDXaWP7Q4UNlSfdydjILXcvOO22pu0p++fHk7rIev/Wei1P3dtF6CCDSF6zH84TM6 FMxUuZPVXvQKuEhgNU4jntiP42euUrH0tEgSkEUu/1cofgEAAP//AwBQSwECLQAUAAYACAAAACEA toM4kv4AAADhAQAAEwAAAAAAAAAAAAAAAAAAAAAAW0NvbnRlbnRfVHlwZXNdLnhtbFBLAQItABQA BgAIAAAAIQA4/SH/1gAAAJQBAAALAAAAAAAAAAAAAAAAAC8BAABfcmVscy8ucmVsc1BLAQItABQA BgAIAAAAIQBZ3wOOGQIAADMEAAAOAAAAAAAAAAAAAAAAAC4CAABkcnMvZTJvRG9jLnhtbFBLAQIt ABQABgAIAAAAIQCFtc7a4QAAAAoBAAAPAAAAAAAAAAAAAAAAAHMEAABkcnMvZG93bnJldi54bWxQ SwUGAAAAAAQABADzAAAAgQUAAAAA " filled="f" stroked="f" strokeweight=".5pt">
                 <v:textbox>
                   <w:txbxContent>
                     <w:customXmlInsRangeStart w:id="2" w:author="Unknown" w:date="2026-09-21T13:24:00Z"/>
@@ -500,7 +466,7 @@
             <wp:extent cx="838200" cy="459740"/>
             <wp:effectExtent l="0" t="0" r="0" b="0"/>
             <wp:wrapNone/>
-            <wp:docPr id="859821666" name="Picture 2" descr="A black and white logo&#10;&#10;Description automatically generated"/>
+            <wp:docPr id="859821666" name="Picture 2" descr="A black and white logo  Description automatically generated"/>
             <wp:cNvGraphicFramePr>
               <a:graphicFrameLocks xmlns:a="http://schemas.openxmlformats.org/drawingml/2006/main" noChangeAspect="1"/>
             </wp:cNvGraphicFramePr>
@@ -508,7 +474,7 @@
               <a:graphicData uri="http://schemas.openxmlformats.org/drawingml/2006/picture">
                 <pic:pic xmlns:pic="http://schemas.openxmlformats.org/drawingml/2006/picture">
                   <pic:nvPicPr>
-                    <pic:cNvPr id="81973971" name="Picture 2" descr="A black and white logo&#10;&#10;Description automatically generated"/>
+                    <pic:cNvPr id="81973971" name="Picture 2" descr="A black and white logo  Description automatically generated"/>
                     <pic:cNvPicPr/>
                   </pic:nvPicPr>
                   <pic:blipFill>
@@ -830,21 +796,7 @@
                 <w:i/>
                 <w:iCs/>
               </w:rPr>
-              <w:t xml:space="preserve">(changes were made but a full review was not </w:t>
-            </w:r>
-            <w:r>
-              <w:rPr>
-                <w:i/>
-                <w:iCs/>
-              </w:rPr>
-              <w:t xml:space="preserve">necessarily </w:t>
-            </w:r>
-            <w:r>
-              <w:rPr>
-                <w:i/>
-                <w:iCs/>
-              </w:rPr>
-              <w:t>conducted)</w:t>
+              <w:t xml:space="preserve">(changes were made but a full review was not necessarily conducted)</w:t>
             </w:r>
           </w:p>
         </w:tc>
@@ -992,91 +944,7 @@
         <w:spacing w:before="120" w:after="120"/>
       </w:pPr>
       <w:r>
-        <w:t>The Visa Debit</w:t>
-      </w:r>
-      <w:r>
-        <w:t xml:space="preserve"> Card</w:t>
-      </w:r>
-      <w:r>
-        <w:t xml:space="preserve"> Dispute Management Procedure </w:t>
-      </w:r>
-      <w:r>
-        <w:t>guides</w:t>
-      </w:r>
-      <w:r>
-        <w:t xml:space="preserve"> the Growth, Payment Services, Fraud Prevention, and Finance teams </w:t>
-      </w:r>
-      <w:r>
-        <w:t>in</w:t>
-      </w:r>
-      <w:r>
-        <w:t xml:space="preserve"> managing member-initiated Visa Debit Card disputes. </w:t>
-      </w:r>
-      <w:r>
-        <w:t>It sets out</w:t>
-      </w:r>
-      <w:r>
-        <w:t xml:space="preserve"> a consistent approach for </w:t>
-      </w:r>
-      <w:r>
-        <w:t>receiving</w:t>
-      </w:r>
-      <w:r>
-        <w:t xml:space="preserve"> and triaging dispute claims, </w:t>
-      </w:r>
-      <w:r>
-        <w:t>gathering</w:t>
-      </w:r>
-      <w:r>
-        <w:t xml:space="preserve"> and assessing supporting documentation, issuing provisional credit, submitting and managing </w:t>
-      </w:r>
-      <w:r>
-        <w:t xml:space="preserve">disputes </w:t>
-      </w:r>
-      <w:r>
-        <w:t xml:space="preserve">through Central 1 and the Visa network, and resolving </w:t>
-      </w:r>
-      <w:r>
-        <w:t xml:space="preserve">disputes </w:t>
-      </w:r>
-      <w:r>
-        <w:t xml:space="preserve">and recovering </w:t>
-      </w:r>
-      <w:r>
-        <w:t>funds where applicable.</w:t>
-      </w:r>
-      <w:r>
-        <w:t xml:space="preserve"> </w:t>
-      </w:r>
-      <w:r>
-        <w:t xml:space="preserve">It also </w:t>
-      </w:r>
-      <w:r>
-        <w:t>covers</w:t>
-      </w:r>
-      <w:r>
-        <w:t xml:space="preserve"> the roles and systems</w:t>
-      </w:r>
-      <w:r>
-        <w:t xml:space="preserve"> involved, the </w:t>
-      </w:r>
-      <w:r>
-        <w:t xml:space="preserve">process flows, and </w:t>
-      </w:r>
-      <w:r>
-        <w:t xml:space="preserve">the </w:t>
-      </w:r>
-      <w:r>
-        <w:t xml:space="preserve">detailed procedures </w:t>
-      </w:r>
-      <w:r>
-        <w:t>across</w:t>
-      </w:r>
-      <w:r>
-        <w:t xml:space="preserve"> the dispute management lifecycle</w:t>
-      </w:r>
-      <w:r>
-        <w:t>.</w:t>
+        <w:t xml:space="preserve">The Visa Debit Card Dispute Management Procedure guides the Growth, Payment Services, Fraud Prevention, and Finance teams in managing member-initiated Visa Debit Card disputes. It sets out a consistent approach for receiving and triaging dispute claims, gathering and assessing supporting documentation, issuing provisional credit, submitting and managing disputes through Central 1 and the Visa network, and resolving disputes and recovering funds where applicable. It also covers the roles and systems involved, the process flows, and the detailed procedures across the dispute management lifecycle.</w:t>
       </w:r>
     </w:p>
     <w:p>
@@ -1093,34 +961,7 @@
         <w:spacing w:before="120" w:after="120"/>
       </w:pPr>
       <w:r>
-        <w:t xml:space="preserve">This procedure applies to </w:t>
-      </w:r>
-      <w:r>
-        <w:t>all</w:t>
-      </w:r>
-      <w:r>
-        <w:t xml:space="preserve"> team members involved in the </w:t>
-      </w:r>
-      <w:r>
-        <w:t>intake</w:t>
-      </w:r>
-      <w:r>
-        <w:t>, triage, investigation, submission, and resolution of member-initiated Visa Debit Card disputes</w:t>
-      </w:r>
-      <w:r>
-        <w:t>, received</w:t>
-      </w:r>
-      <w:r>
-        <w:t xml:space="preserve"> through the following </w:t>
-      </w:r>
-      <w:r>
-        <w:t>channel</w:t>
-      </w:r>
-      <w:r>
-        <w:t>s</w:t>
-      </w:r>
-      <w:r>
-        <w:t>:</w:t>
+        <w:t xml:space="preserve">This procedure applies to all team members involved in the intake, triage, investigation, submission, and resolution of member-initiated Visa Debit Card disputes, received through the following channels:</w:t>
       </w:r>
     </w:p>
     <w:p>
@@ -1140,13 +981,7 @@
         <w:t>Branch:</w:t>
       </w:r>
       <w:r>
-        <w:t xml:space="preserve"> occurs when a member visits </w:t>
-      </w:r>
-      <w:r>
-        <w:t>Beem’s</w:t>
-      </w:r>
-      <w:r>
-        <w:t xml:space="preserve"> branch to dispute a Visa Debit Card transaction.</w:t>
+        <w:t xml:space="preserve"> occurs when a member visits Beem’s branch to dispute a Visa Debit Card transaction.</w:t>
       </w:r>
     </w:p>
     <w:p>
@@ -1163,37 +998,10 @@
           <w:b/>
           <w:bCs/>
         </w:rPr>
-        <w:t xml:space="preserve">Contact </w:t>
-      </w:r>
-      <w:proofErr w:type="gramStart"/>
-      <w:r>
-        <w:rPr>
-          <w:b/>
-          <w:bCs/>
-        </w:rPr>
-        <w:t>Centre:</w:t>
-      </w:r>
-      <w:proofErr w:type="gramEnd"/>
-      <w:r>
-        <w:t xml:space="preserve"> occurs when a member contacts </w:t>
-      </w:r>
-      <w:r>
-        <w:t>Beem’s</w:t>
-      </w:r>
-      <w:r>
-        <w:t xml:space="preserve"> </w:t>
-      </w:r>
-      <w:r>
-        <w:t xml:space="preserve">Growth </w:t>
-      </w:r>
-      <w:r>
-        <w:t>T</w:t>
-      </w:r>
-      <w:r>
-        <w:t>eam</w:t>
-      </w:r>
-      <w:r>
-        <w:t xml:space="preserve"> by phone to dispute a Visa Debit Card transaction.</w:t>
+        <w:t xml:space="preserve">Contact Centre:</w:t>
+      </w:r>
+      <w:r>
+        <w:t xml:space="preserve"> occurs when a member contacts Beem’s Growth Team by phone to dispute a Visa Debit Card transaction.</w:t>
       </w:r>
     </w:p>
     <w:p>
@@ -1213,22 +1021,25 @@
         <w:rPr>
           <w:b/>
         </w:rPr>
-        <w:t xml:space="preserve">Stage </w:t>
-      </w:r>
+        <w:t xml:space="preserve">Stage 1.</w:t>
+      </w:r>
+      <w:r>
+        <w:t xml:space="preserve"> Dispute Intake </w:t>
+      </w:r>
+    </w:p>
+    <w:p>
+      <w:pPr>
+        <w:spacing w:before="120" w:after="120"/>
+        <w:ind w:left="360"/>
+      </w:pPr>
       <w:r>
         <w:rPr>
           <w:b/>
         </w:rPr>
-        <w:t>1.</w:t>
-      </w:r>
-      <w:r>
-        <w:t xml:space="preserve"> </w:t>
-      </w:r>
-      <w:r>
-        <w:t>Dispute Intake</w:t>
-      </w:r>
-      <w:r>
-        <w:t xml:space="preserve"> </w:t>
+        <w:t xml:space="preserve">Stage 2.</w:t>
+      </w:r>
+      <w:r>
+        <w:t xml:space="preserve"> Dispute Triage</w:t>
       </w:r>
     </w:p>
     <w:p>
@@ -1240,19 +1051,25 @@
         <w:rPr>
           <w:b/>
         </w:rPr>
-        <w:t xml:space="preserve">Stage </w:t>
-      </w:r>
+        <w:t xml:space="preserve">Stage 3a.</w:t>
+      </w:r>
+      <w:r>
+        <w:t xml:space="preserve"> Case Preparation &amp; Document Assessment</w:t>
+      </w:r>
+    </w:p>
+    <w:p>
+      <w:pPr>
+        <w:spacing w:before="120" w:after="120"/>
+        <w:ind w:left="360"/>
+      </w:pPr>
       <w:r>
         <w:rPr>
           <w:b/>
         </w:rPr>
-        <w:t>2.</w:t>
-      </w:r>
-      <w:r>
-        <w:t xml:space="preserve"> </w:t>
-      </w:r>
-      <w:r>
-        <w:t>Dispute Triage</w:t>
+        <w:t xml:space="preserve">Stage 3b.</w:t>
+      </w:r>
+      <w:r>
+        <w:t xml:space="preserve"> Provisional Credit Issuance</w:t>
       </w:r>
     </w:p>
     <w:p>
@@ -1264,110 +1081,38 @@
         <w:rPr>
           <w:b/>
         </w:rPr>
-        <w:t xml:space="preserve">Stage </w:t>
-      </w:r>
+        <w:t xml:space="preserve">Stage 4.</w:t>
+      </w:r>
+      <w:r>
+        <w:t xml:space="preserve"> Network Submission &amp; Response</w:t>
+      </w:r>
+    </w:p>
+    <w:p>
+      <w:pPr>
+        <w:spacing w:before="120" w:after="120"/>
+        <w:ind w:left="360"/>
+      </w:pPr>
       <w:r>
         <w:rPr>
           <w:b/>
         </w:rPr>
-        <w:t>3a.</w:t>
-      </w:r>
-      <w:r>
-        <w:t xml:space="preserve"> </w:t>
-      </w:r>
-      <w:r>
-        <w:t>Case Preparation &amp; Document Assessment</w:t>
+        <w:t xml:space="preserve">Stage 5.</w:t>
+      </w:r>
+      <w:r>
+        <w:t xml:space="preserve"> Resolution &amp; Recovery</w:t>
       </w:r>
     </w:p>
     <w:p>
       <w:pPr>
-        <w:spacing w:before="120" w:after="120"/>
-        <w:ind w:left="360"/>
-      </w:pPr>
-      <w:r>
-        <w:rPr>
-          <w:b/>
-        </w:rPr>
-        <w:t xml:space="preserve">Stage </w:t>
-      </w:r>
-      <w:r>
-        <w:rPr>
-          <w:b/>
-        </w:rPr>
-        <w:t>3b.</w:t>
-      </w:r>
-      <w:r>
-        <w:t xml:space="preserve"> </w:t>
-      </w:r>
-      <w:r>
-        <w:t>Provisional Credit Issuance</w:t>
+        <w:pStyle w:val="Heading1"/>
+      </w:pPr>
+      <w:r>
+        <w:t>Roles and Systems</w:t>
       </w:r>
     </w:p>
     <w:p>
-      <w:pPr>
-        <w:spacing w:before="120" w:after="120"/>
-        <w:ind w:left="360"/>
-      </w:pPr>
-      <w:r>
-        <w:rPr>
-          <w:b/>
-        </w:rPr>
-        <w:t xml:space="preserve">Stage </w:t>
-      </w:r>
-      <w:r>
-        <w:rPr>
-          <w:b/>
-        </w:rPr>
-        <w:t>4.</w:t>
-      </w:r>
-      <w:r>
-        <w:t xml:space="preserve"> </w:t>
-      </w:r>
-      <w:r>
-        <w:t>Network Submission &amp; Response</w:t>
-      </w:r>
-    </w:p>
-    <w:p>
-      <w:pPr>
-        <w:spacing w:before="120" w:after="120"/>
-        <w:ind w:left="360"/>
-      </w:pPr>
-      <w:r>
-        <w:rPr>
-          <w:b/>
-        </w:rPr>
-        <w:t xml:space="preserve">Stage </w:t>
-      </w:r>
-      <w:r>
-        <w:rPr>
-          <w:b/>
-        </w:rPr>
-        <w:t>5.</w:t>
-      </w:r>
-      <w:r>
-        <w:t xml:space="preserve"> </w:t>
-      </w:r>
-      <w:r>
-        <w:t>Resolution &amp; Recovery</w:t>
-      </w:r>
-    </w:p>
-    <w:p>
-      <w:pPr>
-        <w:pStyle w:val="Heading1"/>
-      </w:pPr>
-      <w:r>
-        <w:t>Roles and Systems</w:t>
-      </w:r>
-    </w:p>
-    <w:p>
-      <w:r>
-        <w:t>The following roles and systems support various activities within the Visa Debit</w:t>
-      </w:r>
-      <w:r>
-        <w:t xml:space="preserve"> Card</w:t>
-      </w:r>
-      <w:r>
-        <w:t xml:space="preserve"> Dispute Management Procedure.</w:t>
+      <w:r>
+        <w:t xml:space="preserve">The following roles and systems support various activities within the Visa Debit Card Dispute Management Procedure.</w:t>
       </w:r>
     </w:p>
     <w:tbl>
@@ -1466,25 +1211,7 @@
               <w:cnfStyle w:val="000000000000" w:firstRow="0" w:lastRow="0" w:firstColumn="0" w:lastColumn="0" w:oddVBand="0" w:evenVBand="0" w:oddHBand="0" w:evenHBand="0" w:firstRowFirstColumn="0" w:firstRowLastColumn="0" w:lastRowFirstColumn="0" w:lastRowLastColumn="0"/>
             </w:pPr>
             <w:r>
-              <w:t xml:space="preserve">Investigates and manages non-fraud (recognized/authorized transactions) disputes referred </w:t>
-            </w:r>
-            <w:r>
-              <w:t>by</w:t>
-            </w:r>
-            <w:r>
-              <w:t xml:space="preserve"> the </w:t>
-            </w:r>
-            <w:r>
-              <w:t xml:space="preserve">Growth </w:t>
-            </w:r>
-            <w:r>
-              <w:t>T</w:t>
-            </w:r>
-            <w:r>
-              <w:t>eam</w:t>
-            </w:r>
-            <w:r>
-              <w:t xml:space="preserve">, prepares case documentation, submits eligible disputes to Central 1, and manages dispute outcomes and recoveries for non-fraud cases. </w:t>
+              <w:t xml:space="preserve">Investigates and manages non-fraud (recognized/authorized transactions) disputes referred by the Growth Team, prepares case documentation, submits eligible disputes to Central 1, and manages dispute outcomes and recoveries for non-fraud cases. </w:t>
             </w:r>
           </w:p>
         </w:tc>
@@ -1811,8 +1538,6 @@
             </w:pPr>
             <w:r>
               <w:t xml:space="preserve">Validates and posts provisional credit to the member's account within pre-defined SLAs, tracks provisional credit aging and reversal, finalizes or </w:t>
-            </w:r>
-            <w:r>
               <w:lastRenderedPageBreak/>
               <w:t>reverses provisional credit based on the dispute outcome, and records recoveries, losses, fees, and general ledger entries.</w:t>
             </w:r>
@@ -1908,22 +1633,7 @@
               <w:cnfStyle w:val="000000100000" w:firstRow="0" w:lastRow="0" w:firstColumn="0" w:lastColumn="0" w:oddVBand="0" w:evenVBand="0" w:oddHBand="1" w:evenHBand="0" w:firstRowFirstColumn="0" w:firstRowLastColumn="0" w:lastRowFirstColumn="0" w:lastRowLastColumn="0"/>
             </w:pPr>
             <w:r>
-              <w:t>System of record used to create and track dispute cases</w:t>
-            </w:r>
-            <w:r>
-              <w:t xml:space="preserve"> </w:t>
-            </w:r>
-            <w:r>
-              <w:t xml:space="preserve">and </w:t>
-            </w:r>
-            <w:r>
-              <w:t>trigger</w:t>
-            </w:r>
-            <w:r>
-              <w:t xml:space="preserve"> both the ATM/POS trace (non-fraud) and Fraud Intake Form (FIF) (fraud) workflows</w:t>
-            </w:r>
-            <w:r>
-              <w:t>.</w:t>
+              <w:t xml:space="preserve">System of record used to create and track dispute cases and trigger both the ATM/POS trace (non-fraud) and Fraud Intake Form (FIF) (fraud) workflows.</w:t>
             </w:r>
           </w:p>
         </w:tc>
@@ -1972,13 +1682,7 @@
         <w:spacing w:before="120" w:line="276" w:lineRule="auto"/>
       </w:pPr>
       <w:r>
-        <w:t xml:space="preserve">Stage 1: Dispute Intake </w:t>
-      </w:r>
-      <w:r>
-        <w:t xml:space="preserve">Process </w:t>
-      </w:r>
-      <w:r>
-        <w:t>(Growth)</w:t>
+        <w:t xml:space="preserve">Stage 1: Dispute Intake Process (Growth)</w:t>
       </w:r>
     </w:p>
     <w:p>
@@ -2000,31 +1704,7 @@
         <w:spacing w:before="120" w:after="120"/>
       </w:pPr>
       <w:r>
-        <w:t xml:space="preserve">The visual overview below provides the end-to-end process for a member contacting the </w:t>
-      </w:r>
-      <w:r>
-        <w:t>c</w:t>
-      </w:r>
-      <w:r>
-        <w:t xml:space="preserve">ontact </w:t>
-      </w:r>
-      <w:r>
-        <w:t>c</w:t>
-      </w:r>
-      <w:r>
-        <w:t xml:space="preserve">entre or a branch to initiate a Visa Debit Card dispute. This stage is owned by </w:t>
-      </w:r>
-      <w:r>
-        <w:t xml:space="preserve">the </w:t>
-      </w:r>
-      <w:r>
-        <w:t>Growth</w:t>
-      </w:r>
-      <w:r>
-        <w:t xml:space="preserve"> Team</w:t>
-      </w:r>
-      <w:r>
-        <w:t>.</w:t>
+        <w:t xml:space="preserve">The visual overview below provides the end-to-end process for a member contacting the contact centre or a branch to initiate a Visa Debit Card dispute. This stage is owned by the Growth Team.</w:t>
       </w:r>
     </w:p>
     <w:p>
@@ -2130,19 +1810,7 @@
         <w:rPr>
           <w:sz w:val="28"/>
         </w:rPr>
-        <w:t xml:space="preserve">4.2.1 </w:t>
-      </w:r>
-      <w:r>
-        <w:rPr>
-          <w:sz w:val="28"/>
-        </w:rPr>
-        <w:t>Authenticate</w:t>
-      </w:r>
-      <w:r>
-        <w:rPr>
-          <w:sz w:val="28"/>
-        </w:rPr>
-        <w:t xml:space="preserve"> the Member</w:t>
+        <w:t xml:space="preserve">4.2.1 Authenticate the Member</w:t>
       </w:r>
     </w:p>
     <w:p>
@@ -2163,40 +1831,13 @@
         <w:spacing w:before="120" w:after="120"/>
       </w:pPr>
       <w:r>
-        <w:t>Verify</w:t>
-      </w:r>
-      <w:r>
-        <w:t xml:space="preserve"> </w:t>
-      </w:r>
-      <w:r>
-        <w:t xml:space="preserve">that the </w:t>
-      </w:r>
-      <w:r>
-        <w:t>individual</w:t>
-      </w:r>
-      <w:r>
-        <w:t xml:space="preserve"> is</w:t>
-      </w:r>
-      <w:r>
-        <w:t xml:space="preserve"> </w:t>
-      </w:r>
-      <w:r>
-        <w:t>the cardholder</w:t>
-      </w:r>
-      <w:r>
-        <w:t xml:space="preserve">, </w:t>
+        <w:t xml:space="preserve">Verify that the individual is the cardholder, </w:t>
       </w:r>
       <w:r>
         <w:rPr>
           <w:i/>
         </w:rPr>
-        <w:t>in line with</w:t>
-      </w:r>
-      <w:r>
-        <w:rPr>
-          <w:i/>
-        </w:rPr>
-        <w:t xml:space="preserve"> Beem's existing member authentication procedures </w:t>
+        <w:t xml:space="preserve">in line with Beem's existing member authentication procedures </w:t>
       </w:r>
       <w:r>
         <w:rPr>
@@ -2225,13 +1866,7 @@
         <w:rPr>
           <w:sz w:val="28"/>
         </w:rPr>
-        <w:t>4.2.</w:t>
-      </w:r>
-      <w:r>
-        <w:rPr>
-          <w:sz w:val="28"/>
-        </w:rPr>
-        <w:t>2 Confirm Transaction Posting and Locate the Transaction</w:t>
+        <w:t>4.2.2 Confirm Transaction Posting and Locate the Transaction</w:t>
       </w:r>
     </w:p>
     <w:p>
@@ -2260,10 +1895,7 @@
         <w:t>Confirm transaction posting</w:t>
       </w:r>
       <w:r>
-        <w:t xml:space="preserve"> –</w:t>
-      </w:r>
-      <w:r>
-        <w:t xml:space="preserve"> has the transaction posted to the member's account?</w:t>
+        <w:t xml:space="preserve"> – has the transaction posted to the member's account?</w:t>
       </w:r>
     </w:p>
     <w:p>
@@ -2284,7 +1916,52 @@
         <w:t xml:space="preserve">If not yet posted: </w:t>
       </w:r>
       <w:r>
-        <w:t>advise the member to wait until the transaction posts before a dispute can be initiated.</w:t>
+        <w:t>follow Section 4.2.3 — Create the CRM Case, Steps 1–3 only (Case Details, Member Details, Transaction Details), to capture the pending transaction. Do not proceed to Step 4 — Determine Recognition of Transaction until the transaction has posted:</w:t>
+      </w:r>
+    </w:p>
+    <w:p>
+      <w:pPr>
+        <w:pStyle w:val="ListParagraph"/>
+        <w:numPr>
+          <w:ilvl w:val="2"/>
+          <w:numId w:val="22"/>
+        </w:numPr>
+        <w:spacing w:before="120" w:after="120"/>
+        <w:ind w:hanging="357"/>
+        <w:contextualSpacing w:val="0"/>
+      </w:pPr>
+      <w:r>
+        <w:t xml:space="preserve">Advise the member that a dispute request cannot be submitted while the transaction remains pending, and that Beem will follow up once it posts.</w:t>
+      </w:r>
+    </w:p>
+    <w:p>
+      <w:pPr>
+        <w:pStyle w:val="ListParagraph"/>
+        <w:numPr>
+          <w:ilvl w:val="2"/>
+          <w:numId w:val="22"/>
+        </w:numPr>
+        <w:spacing w:before="120" w:after="120"/>
+        <w:ind w:hanging="357"/>
+        <w:contextualSpacing w:val="0"/>
+      </w:pPr>
+      <w:r>
+        <w:t xml:space="preserve">Schedule a CRM follow-up to check the transaction’s posting status.</w:t>
+      </w:r>
+    </w:p>
+    <w:p>
+      <w:pPr>
+        <w:pStyle w:val="ListParagraph"/>
+        <w:numPr>
+          <w:ilvl w:val="2"/>
+          <w:numId w:val="22"/>
+        </w:numPr>
+        <w:spacing w:before="120" w:after="120"/>
+        <w:ind w:hanging="357"/>
+        <w:contextualSpacing w:val="0"/>
+      </w:pPr>
+      <w:r>
+        <w:t xml:space="preserve">Once the transaction posts, proactively contact the member and proceed to Section 4.2.3, Step 4, to complete the recognition determination and route the case.</w:t>
       </w:r>
     </w:p>
     <w:p>
@@ -2326,10 +2003,7 @@
         <w:t>Locate the transaction</w:t>
       </w:r>
       <w:r>
-        <w:t xml:space="preserve"> the member is disputing in DNA</w:t>
-      </w:r>
-      <w:r>
-        <w:t>,</w:t>
+        <w:t xml:space="preserve"> the member is disputing in DNA,</w:t>
       </w:r>
       <w:r>
         <w:rPr>
@@ -2401,16 +2075,7 @@
         <w:t xml:space="preserve">If it cannot be located: </w:t>
       </w:r>
       <w:r>
-        <w:t xml:space="preserve">ask the member to reconfirm the date, amount, and merchant name, and search again. If the transaction still cannot be located, </w:t>
-      </w:r>
-      <w:r>
-        <w:t>advise</w:t>
-      </w:r>
-      <w:r>
-        <w:t xml:space="preserve"> the member that Beem has no record of this transaction and a dispute cannot be initiated at this time.</w:t>
-      </w:r>
-      <w:r>
-        <w:t xml:space="preserve"> </w:t>
+        <w:t xml:space="preserve">ask the member to reconfirm the date, amount, and merchant name, and search again. If the transaction still cannot be located, advise the member that Beem has no record of this transaction and a dispute cannot be initiated at this time. </w:t>
       </w:r>
     </w:p>
     <w:p>
@@ -2459,15 +2124,7 @@
         <w:t xml:space="preserve">(auto-populated): </w:t>
       </w:r>
       <w:r>
-        <w:t xml:space="preserve">unique case ID, case creation date, </w:t>
-      </w:r>
-      <w:proofErr w:type="gramStart"/>
-      <w:r>
-        <w:t>current status</w:t>
-      </w:r>
-      <w:proofErr w:type="gramEnd"/>
-      <w:r>
-        <w:t>, and owner.</w:t>
+        <w:t xml:space="preserve">unique case ID, case creation date, current status, and owner.</w:t>
       </w:r>
     </w:p>
     <w:p>
@@ -2492,62 +2149,27 @@
           <w:i/>
           <w:iCs/>
         </w:rPr>
-        <w:t>(</w:t>
+        <w:t>(search)</w:t>
+      </w:r>
+      <w:r>
+        <w:t xml:space="preserve">, member email </w:t>
       </w:r>
       <w:r>
         <w:rPr>
           <w:i/>
           <w:iCs/>
         </w:rPr>
-        <w:t>search</w:t>
+        <w:t>(auto-populated based on name)</w:t>
+      </w:r>
+      <w:r>
+        <w:t xml:space="preserve">, member phone number </w:t>
       </w:r>
       <w:r>
         <w:rPr>
           <w:i/>
           <w:iCs/>
         </w:rPr>
-        <w:t>)</w:t>
-      </w:r>
-      <w:r>
-        <w:t xml:space="preserve">, member email </w:t>
-      </w:r>
-      <w:r>
-        <w:rPr>
-          <w:i/>
-          <w:iCs/>
-        </w:rPr>
-        <w:t>(</w:t>
-      </w:r>
-      <w:r>
-        <w:rPr>
-          <w:i/>
-          <w:iCs/>
-        </w:rPr>
-        <w:t>auto-populated based on name</w:t>
-      </w:r>
-      <w:r>
-        <w:rPr>
-          <w:i/>
-          <w:iCs/>
-        </w:rPr>
-        <w:t>)</w:t>
-      </w:r>
-      <w:r>
-        <w:t xml:space="preserve">, member phone number </w:t>
-      </w:r>
-      <w:r>
-        <w:rPr>
-          <w:i/>
-          <w:iCs/>
-        </w:rPr>
-        <w:t>(auto-populated based on name</w:t>
-      </w:r>
-      <w:r>
-        <w:rPr>
-          <w:i/>
-          <w:iCs/>
-        </w:rPr>
-        <w:t>)</w:t>
+        <w:t>(auto-populated based on name)</w:t>
       </w:r>
       <w:r>
         <w:t>.</w:t>
@@ -2571,19 +2193,7 @@
         <w:rPr>
           <w:i/>
         </w:rPr>
-        <w:t>(</w:t>
-      </w:r>
-      <w:r>
-        <w:rPr>
-          <w:i/>
-        </w:rPr>
-        <w:t>search for same transaction as</w:t>
-      </w:r>
-      <w:r>
-        <w:rPr>
-          <w:i/>
-        </w:rPr>
-        <w:t xml:space="preserve"> </w:t>
+        <w:t xml:space="preserve">(search for same transaction as </w:t>
       </w:r>
       <w:r>
         <w:rPr>
@@ -2600,13 +2210,7 @@
         <w:t xml:space="preserve">): </w:t>
       </w:r>
       <w:r>
-        <w:t xml:space="preserve">date, merchant, amount, and </w:t>
-      </w:r>
-      <w:r>
-        <w:t>network type (e.g., Visa</w:t>
-      </w:r>
-      <w:r>
-        <w:t>).</w:t>
+        <w:t xml:space="preserve">date, merchant, amount, and network type (e.g., Visa).</w:t>
       </w:r>
     </w:p>
     <w:p>
@@ -2623,23 +2227,7 @@
           <w:bCs/>
           <w:iCs/>
         </w:rPr>
-        <w:t xml:space="preserve">Determine recognition </w:t>
-      </w:r>
-      <w:r>
-        <w:rPr>
-          <w:b/>
-          <w:bCs/>
-          <w:iCs/>
-        </w:rPr>
-        <w:t>of transaction</w:t>
-      </w:r>
-      <w:r>
-        <w:rPr>
-          <w:b/>
-          <w:bCs/>
-          <w:iCs/>
-        </w:rPr>
-        <w:t xml:space="preserve">:  </w:t>
+        <w:t xml:space="preserve">Determine recognition of transaction:  </w:t>
       </w:r>
       <w:r>
         <w:rPr>
@@ -2660,15 +2248,7 @@
         <w:spacing w:before="120" w:after="120"/>
       </w:pPr>
       <w:r>
-        <w:t xml:space="preserve">“Did you authorize this transaction? Do you recognize the </w:t>
-      </w:r>
-      <w:proofErr w:type="gramStart"/>
-      <w:r>
-        <w:t>merchant</w:t>
-      </w:r>
-      <w:proofErr w:type="gramEnd"/>
-      <w:r>
-        <w:t xml:space="preserve"> name, even if you don’t recall the specific purchase?”</w:t>
+        <w:t xml:space="preserve">“Did you authorize this transaction? Do you recognize the merchant name, even if you don’t recall the specific purchase?”</w:t>
       </w:r>
     </w:p>
     <w:p>
@@ -2680,19 +2260,7 @@
         <w:spacing w:before="120" w:after="120"/>
       </w:pPr>
       <w:r>
-        <w:t>e.g., “No, I’ve never heard of this merchant” →</w:t>
-      </w:r>
-      <w:r>
-        <w:t xml:space="preserve"> potentially</w:t>
-      </w:r>
-      <w:r>
-        <w:t xml:space="preserve"> indicates </w:t>
-      </w:r>
-      <w:r>
-        <w:t>f</w:t>
-      </w:r>
-      <w:r>
-        <w:t>raud.</w:t>
+        <w:t xml:space="preserve">e.g., “No, I’ve never heard of this merchant” → potentially indicates fraud.</w:t>
       </w:r>
     </w:p>
     <w:p>
@@ -2705,31 +2273,7 @@
       </w:pPr>
       <w:r>
         <w:lastRenderedPageBreak/>
-        <w:t>e.g., “Yes, I recognize the mercha</w:t>
-      </w:r>
-      <w:r>
-        <w:t>nt and I made that transaction</w:t>
-      </w:r>
-      <w:r>
-        <w:t xml:space="preserve">” → </w:t>
-      </w:r>
-      <w:r>
-        <w:t xml:space="preserve">potentially </w:t>
-      </w:r>
-      <w:r>
-        <w:t xml:space="preserve">indicates </w:t>
-      </w:r>
-      <w:r>
-        <w:t>n</w:t>
-      </w:r>
-      <w:r>
-        <w:t>on-</w:t>
-      </w:r>
-      <w:r>
-        <w:t>f</w:t>
-      </w:r>
-      <w:r>
-        <w:t>raud.</w:t>
+        <w:t xml:space="preserve">e.g., “Yes, I recognize the merchant and I made that transaction” → potentially indicates non-fraud.</w:t>
       </w:r>
     </w:p>
     <w:p>
@@ -2753,22 +2297,7 @@
         <w:spacing w:before="120" w:after="120"/>
       </w:pPr>
       <w:r>
-        <w:t xml:space="preserve">e.g., “Oh, I think I signed up for a trial a few months ago” → </w:t>
-      </w:r>
-      <w:r>
-        <w:t xml:space="preserve">potentially indicates </w:t>
-      </w:r>
-      <w:r>
-        <w:t>n</w:t>
-      </w:r>
-      <w:r>
-        <w:t>on-</w:t>
-      </w:r>
-      <w:r>
-        <w:t>f</w:t>
-      </w:r>
-      <w:r>
-        <w:t>raud.</w:t>
+        <w:t xml:space="preserve">e.g., “Oh, I think I signed up for a trial a few months ago” → potentially indicates non-fraud.</w:t>
       </w:r>
     </w:p>
     <w:p>
@@ -2780,40 +2309,100 @@
         <w:spacing w:before="120" w:after="120"/>
       </w:pPr>
       <w:r>
-        <w:t xml:space="preserve">e.g., “No, I don’t have any subscriptions with this merchant” → </w:t>
-      </w:r>
-      <w:r>
-        <w:t xml:space="preserve">potentially indicates </w:t>
-      </w:r>
-      <w:r>
-        <w:t>f</w:t>
-      </w:r>
-      <w:r>
-        <w:t>raud.</w:t>
-      </w:r>
-      <w:r>
-        <w:t xml:space="preserve"> </w:t>
+        <w:t xml:space="preserve">e.g., “No, I don’t have any subscriptions with this merchant” → potentially indicates fraud. </w:t>
       </w:r>
     </w:p>
     <w:p>
       <w:pPr>
+        <w:numPr>
+          <w:ilvl w:val="1"/>
+          <w:numId w:val="3"/>
+        </w:numPr>
+        <w:spacing w:before="120" w:after="120"/>
+      </w:pPr>
+      <w:r>
+        <w:t xml:space="preserve">“Does the merchant name, amount, and date match what you expected? Sometimes merchants bill under a different name than their storefront (e.g., a parent company) — does that sound familiar?”</w:t>
+      </w:r>
+    </w:p>
+    <w:p>
+      <w:pPr>
+        <w:numPr>
+          <w:ilvl w:val="2"/>
+          <w:numId w:val="3"/>
+        </w:numPr>
+        <w:spacing w:before="120" w:after="120"/>
+      </w:pPr>
+      <w:r>
+        <w:t xml:space="preserve">e.g., “Now that you mention it, that billing name does ring a bell” → potentially indicates non-fraud (a billing descriptor mismatch).</w:t>
+      </w:r>
+    </w:p>
+    <w:p>
+      <w:pPr>
+        <w:numPr>
+          <w:ilvl w:val="2"/>
+          <w:numId w:val="3"/>
+        </w:numPr>
+        <w:spacing w:before="120" w:after="120"/>
+      </w:pPr>
+      <w:r>
+        <w:t xml:space="preserve">e.g., “No, that name means nothing to me” → does not resolve the mismatch; continue to the next question.</w:t>
+      </w:r>
+    </w:p>
+    <w:p>
+      <w:pPr>
+        <w:numPr>
+          <w:ilvl w:val="1"/>
+          <w:numId w:val="3"/>
+        </w:numPr>
+        <w:spacing w:before="120" w:after="120"/>
+      </w:pPr>
+      <w:r>
+        <w:t xml:space="preserve">“Was the amount different from what you expected for a purchase you do recall making — for example, due to tax, tip, shipping, or currency conversion?”</w:t>
+      </w:r>
+    </w:p>
+    <w:p>
+      <w:pPr>
+        <w:numPr>
+          <w:ilvl w:val="2"/>
+          <w:numId w:val="3"/>
+        </w:numPr>
+        <w:spacing w:before="120" w:after="120"/>
+      </w:pPr>
+      <w:r>
+        <w:t xml:space="preserve">e.g., “Oh, that could explain it — I did add a tip” → potentially indicates non-fraud (an expected variance).</w:t>
+      </w:r>
+    </w:p>
+    <w:p>
+      <w:pPr>
+        <w:numPr>
+          <w:ilvl w:val="2"/>
+          <w:numId w:val="3"/>
+        </w:numPr>
+        <w:spacing w:before="120" w:after="120"/>
+      </w:pPr>
+      <w:r>
+        <w:t xml:space="preserve">e.g., “No, there’s no reason the amount should be different” → does not resolve the mismatch.</w:t>
+      </w:r>
+    </w:p>
+    <w:p>
+      <w:pPr>
         <w:spacing w:before="120" w:after="120"/>
         <w:ind w:left="720"/>
       </w:pPr>
       <w:r>
-        <w:t xml:space="preserve">Based on the member’s responses, the Growth Team member </w:t>
-      </w:r>
-      <w:r>
-        <w:t xml:space="preserve">manually </w:t>
-      </w:r>
-      <w:r>
-        <w:t>selects whether the transaction is recognized or unrecognized in the CRM.</w:t>
-      </w:r>
-      <w:r>
-        <w:t xml:space="preserve"> </w:t>
-      </w:r>
-      <w:r>
-        <w:t>The CRM then automatically surfaces the applicable form within the case:</w:t>
+        <w:rPr>
+          <w:b/>
+        </w:rPr>
+        <w:t xml:space="preserve">If, after asking the above questions, the member remains confident or adamant that they did not make the transaction, classify and route the case as Fraud.</w:t>
+      </w:r>
+    </w:p>
+    <w:p>
+      <w:pPr>
+        <w:spacing w:before="120" w:after="120"/>
+        <w:ind w:left="720"/>
+      </w:pPr>
+      <w:r>
+        <w:t xml:space="preserve">Based on the member’s responses, the Growth Team member manually selects whether the transaction is recognized or unrecognized in the CRM. The CRM then automatically surfaces the applicable form within the case:</w:t>
       </w:r>
     </w:p>
     <w:p>
@@ -2828,25 +2417,7 @@
         <w:rPr>
           <w:b/>
         </w:rPr>
-        <w:t xml:space="preserve">Recognized / </w:t>
-      </w:r>
-      <w:r>
-        <w:rPr>
-          <w:b/>
-        </w:rPr>
-        <w:t>Non-</w:t>
-      </w:r>
-      <w:r>
-        <w:rPr>
-          <w:b/>
-        </w:rPr>
-        <w:t>f</w:t>
-      </w:r>
-      <w:r>
-        <w:rPr>
-          <w:b/>
-        </w:rPr>
-        <w:t xml:space="preserve">raud: </w:t>
+        <w:t xml:space="preserve">Recognized / Non-fraud: </w:t>
       </w:r>
       <w:r>
         <w:t xml:space="preserve">the ATM/POS Trace Request form appears. </w:t>
@@ -2865,43 +2436,7 @@
           <w:i/>
           <w:iCs/>
         </w:rPr>
-        <w:t xml:space="preserve"> Section 4.2.</w:t>
-      </w:r>
-      <w:r>
-        <w:rPr>
-          <w:b/>
-          <w:bCs/>
-          <w:i/>
-          <w:iCs/>
-        </w:rPr>
-        <w:t>4</w:t>
-      </w:r>
-      <w:r>
-        <w:rPr>
-          <w:b/>
-          <w:bCs/>
-          <w:i/>
-          <w:iCs/>
-        </w:rPr>
-        <w:t xml:space="preserve"> — ATM/POS Trace Request (Non-</w:t>
-      </w:r>
-      <w:r>
-        <w:rPr>
-          <w:b/>
-          <w:bCs/>
-          <w:i/>
-          <w:iCs/>
-        </w:rPr>
-        <w:t>f</w:t>
-      </w:r>
-      <w:r>
-        <w:rPr>
-          <w:b/>
-          <w:bCs/>
-          <w:i/>
-          <w:iCs/>
-        </w:rPr>
-        <w:t>raud).</w:t>
+        <w:t xml:space="preserve"> Section 4.2.4 — ATM/POS Trace Request (Non-fraud).</w:t>
       </w:r>
     </w:p>
     <w:p>
@@ -2916,13 +2451,7 @@
         <w:rPr>
           <w:b/>
         </w:rPr>
-        <w:t xml:space="preserve">Unrecognized / </w:t>
-      </w:r>
-      <w:r>
-        <w:rPr>
-          <w:b/>
-        </w:rPr>
-        <w:t xml:space="preserve">Fraud: </w:t>
+        <w:t xml:space="preserve">Unrecognized / Fraud: </w:t>
       </w:r>
       <w:r>
         <w:t>the Fraud Intake Form appears.</w:t>
@@ -2950,25 +2479,7 @@
           <w:i/>
           <w:iCs/>
         </w:rPr>
-        <w:t>Section 4.2.</w:t>
-      </w:r>
-      <w:r>
-        <w:rPr>
-          <w:b/>
-          <w:bCs/>
-          <w:i/>
-          <w:iCs/>
-        </w:rPr>
-        <w:t>5</w:t>
-      </w:r>
-      <w:r>
-        <w:rPr>
-          <w:b/>
-          <w:bCs/>
-          <w:i/>
-          <w:iCs/>
-        </w:rPr>
-        <w:t xml:space="preserve"> — Fraud Intake Form (Fraud).</w:t>
+        <w:t xml:space="preserve">Section 4.2.5 — Fraud Intake Form (Fraud).</w:t>
       </w:r>
     </w:p>
     <w:p>
@@ -2985,31 +2496,7 @@
         <w:rPr>
           <w:sz w:val="28"/>
         </w:rPr>
-        <w:t>4.2.</w:t>
-      </w:r>
-      <w:r>
-        <w:rPr>
-          <w:sz w:val="28"/>
-        </w:rPr>
-        <w:t>4</w:t>
-      </w:r>
-      <w:r>
-        <w:rPr>
-          <w:sz w:val="28"/>
-        </w:rPr>
-        <w:t xml:space="preserve"> ATM/POS Trace Request (Non-</w:t>
-      </w:r>
-      <w:r>
-        <w:rPr>
-          <w:sz w:val="28"/>
-        </w:rPr>
-        <w:t>f</w:t>
-      </w:r>
-      <w:r>
-        <w:rPr>
-          <w:sz w:val="28"/>
-        </w:rPr>
-        <w:t>raud)</w:t>
+        <w:t xml:space="preserve">4.2.4 ATM/POS Trace Request (Non-fraud)</w:t>
       </w:r>
     </w:p>
     <w:p>
@@ -3017,19 +2504,7 @@
         <w:spacing w:before="120" w:after="120"/>
       </w:pPr>
       <w:r>
-        <w:t xml:space="preserve">The Growth </w:t>
-      </w:r>
-      <w:r>
-        <w:t>T</w:t>
-      </w:r>
-      <w:r>
-        <w:t xml:space="preserve">eam member should then populate the remaining ATM/POS Trace Request fields within the case, including a note with the following details to help with the Payment Services </w:t>
-      </w:r>
-      <w:r>
-        <w:t>T</w:t>
-      </w:r>
-      <w:r>
-        <w:t>eam investigation:</w:t>
+        <w:t xml:space="preserve">The Growth Team member should then populate the remaining ATM/POS Trace Request fields within the case, including a note with the following details to help with the Payment Services Team investigation:</w:t>
       </w:r>
     </w:p>
     <w:p>
@@ -3053,10 +2528,7 @@
         <w:spacing w:before="120" w:after="120"/>
       </w:pPr>
       <w:r>
-        <w:t>Method of instruction</w:t>
-      </w:r>
-      <w:r>
-        <w:t xml:space="preserve"> (branch / phone)</w:t>
+        <w:t xml:space="preserve">Method of instruction (branch / phone)</w:t>
       </w:r>
     </w:p>
     <w:p>
@@ -3080,16 +2552,7 @@
         <w:spacing w:before="120" w:after="120"/>
       </w:pPr>
       <w:r>
-        <w:t>Dispute narrativ</w:t>
-      </w:r>
-      <w:r>
-        <w:t>e –</w:t>
-      </w:r>
-      <w:r>
-        <w:t xml:space="preserve"> </w:t>
-      </w:r>
-      <w:r>
-        <w:t>The following guidance questions may be used:</w:t>
+        <w:t xml:space="preserve">Dispute narrative – The following guidance questions may be used:</w:t>
       </w:r>
     </w:p>
     <w:p>
@@ -3139,22 +2602,7 @@
         <w:spacing w:before="120" w:after="120"/>
       </w:pPr>
       <w:r>
-        <w:t xml:space="preserve">E.g., </w:t>
-      </w:r>
-      <w:r>
-        <w:t xml:space="preserve">"No, I haven't reached out to them yet." </w:t>
-      </w:r>
-      <w:r>
-        <w:t>→</w:t>
-      </w:r>
-      <w:r>
-        <w:t xml:space="preserve"> recommend that the member try contacting the merchant first, as it may resolve the issue faster — </w:t>
-      </w:r>
-      <w:r>
-        <w:t>however this is a</w:t>
-      </w:r>
-      <w:r>
-        <w:t xml:space="preserve"> recommendation, not a requirement.</w:t>
+        <w:t xml:space="preserve">E.g., "No, I haven't reached out to them yet." → recommend that the member try contacting the merchant first, as it may resolve the issue faster — however this is a recommendation, not a requirement.</w:t>
       </w:r>
     </w:p>
     <w:p>
@@ -3171,19 +2619,7 @@
         <w:rPr>
           <w:sz w:val="28"/>
         </w:rPr>
-        <w:t>4.2.</w:t>
-      </w:r>
-      <w:r>
-        <w:rPr>
-          <w:sz w:val="28"/>
-        </w:rPr>
-        <w:t>5</w:t>
-      </w:r>
-      <w:r>
-        <w:rPr>
-          <w:sz w:val="28"/>
-        </w:rPr>
-        <w:t xml:space="preserve"> Fraud Intake Form (Fraud)</w:t>
+        <w:t xml:space="preserve">4.2.5 Fraud Intake Form (Fraud)</w:t>
       </w:r>
     </w:p>
     <w:p>
@@ -3202,18 +2638,7 @@
         <w:spacing w:before="120" w:after="120"/>
       </w:pPr>
       <w:r>
-        <w:t xml:space="preserve">The Growth Team member should then follow existing </w:t>
-      </w:r>
-      <w:r>
-        <w:t>f</w:t>
-      </w:r>
-      <w:r>
-        <w:t>raud procedures (e.g., Account Takeover, scams, etc.), including completing the Fraud Intake Form (FIF) — see the Fraud Intake Form Procedures</w:t>
-      </w:r>
-      <w:r>
-        <w:t>.</w:t>
-      </w:r>
-      <w:r>
+        <w:t xml:space="preserve">The Growth Team member should then follow existing fraud procedures (e.g., Account Takeover, scams, etc.), including completing the Fraud Intake Form (FIF) — see the Fraud Intake Form Procedures.</w:t>
         <w:br/>
       </w:r>
     </w:p>

--- a/Dispute Resolution/Stage 1 Dispute Intake - Visa Debit Dispute Management Process - DRAFT.docx
+++ b/Dispute Resolution/Stage 1 Dispute Intake - Visa Debit Dispute Management Process - DRAFT.docx
@@ -1916,7 +1916,7 @@
         <w:t xml:space="preserve">If not yet posted: </w:t>
       </w:r>
       <w:r>
-        <w:t>follow Section 4.2.3 — Create the CRM Case, Steps 1–3 only (Case Details, Member Details, Transaction Details), to capture the pending transaction. Do not proceed to Step 4 — Determine Recognition of Transaction until the transaction has posted:</w:t>
+        <w:t>follow Section 4.2.3 — Create the CRM Case, Steps 1–3 only (Case Details, Member Details, Transaction Details), to capture the pending transaction, then:</w:t>
       </w:r>
     </w:p>
     <w:p>
@@ -1931,7 +1931,7 @@
         <w:contextualSpacing w:val="0"/>
       </w:pPr>
       <w:r>
-        <w:t xml:space="preserve">Advise the member that a dispute request cannot be submitted while the transaction remains pending, and that Beem will follow up once it posts.</w:t>
+        <w:t xml:space="preserve">Advise the member that a dispute cannot be submitted while the transaction remains pending, and that Beem will follow up once it posts.</w:t>
       </w:r>
     </w:p>
     <w:p>
@@ -1946,22 +1946,7 @@
         <w:contextualSpacing w:val="0"/>
       </w:pPr>
       <w:r>
-        <w:t xml:space="preserve">Schedule a CRM follow-up to check the transaction’s posting status.</w:t>
-      </w:r>
-    </w:p>
-    <w:p>
-      <w:pPr>
-        <w:pStyle w:val="ListParagraph"/>
-        <w:numPr>
-          <w:ilvl w:val="2"/>
-          <w:numId w:val="22"/>
-        </w:numPr>
-        <w:spacing w:before="120" w:after="120"/>
-        <w:ind w:hanging="357"/>
-        <w:contextualSpacing w:val="0"/>
-      </w:pPr>
-      <w:r>
-        <w:t xml:space="preserve">Once the transaction posts, proactively contact the member and proceed to Section 4.2.3, Step 4, to complete the recognition determination and route the case.</w:t>
+        <w:t xml:space="preserve">Once the transaction posts, proactively contact the member and proceed to Section 4.2.3, Step 4, to determine recognition and route the case.</w:t>
       </w:r>
     </w:p>
     <w:p>

--- a/Dispute Resolution/Stage 1 Dispute Intake - Visa Debit Dispute Management Process - DRAFT.docx
+++ b/Dispute Resolution/Stage 1 Dispute Intake - Visa Debit Dispute Management Process - DRAFT.docx
@@ -1837,16 +1837,7 @@
         <w:rPr>
           <w:i/>
         </w:rPr>
-        <w:t xml:space="preserve">in line with Beem's existing member authentication procedures </w:t>
-      </w:r>
-      <w:r>
-        <w:rPr>
-          <w:b/>
-          <w:bCs/>
-          <w:i/>
-          <w:color w:val="FF0000"/>
-        </w:rPr>
-        <w:t>[TBC — reference to be confirmed]</w:t>
+        <w:t xml:space="preserve">in line with Beem’s existing member authentication procedures — the Member Connect Authentication Procedure for Contact Centre, or the Branch Authentication Procedure for Branch</w:t>
       </w:r>
       <w:r>
         <w:t>. If the member cannot be authenticated, do not proceed with intake.</w:t>
